--- a/public/templates/office/Subcontract_외주_프리랜서_보안서약서.docx
+++ b/public/templates/office/Subcontract_외주_프리랜서_보안서약서.docx
@@ -3,212 +3,1142 @@
 <w:document xmlns:wpc="http://schemas.microsoft.com/office/word/2010/wordprocessingCanvas" xmlns:mo="http://schemas.microsoft.com/office/mac/office/2008/main" xmlns:mc="http://schemas.openxmlformats.org/markup-compatibility/2006" xmlns:mv="urn:schemas-microsoft-com:mac:vml" xmlns:o="urn:schemas-microsoft-com:office:office" xmlns:r="http://schemas.openxmlformats.org/officeDocument/2006/relationships" xmlns:m="http://schemas.openxmlformats.org/officeDocument/2006/math" xmlns:v="urn:schemas-microsoft-com:vml" xmlns:wp14="http://schemas.microsoft.com/office/word/2010/wordprocessingDrawing" xmlns:wp="http://schemas.openxmlformats.org/drawingml/2006/wordprocessingDrawing" xmlns:w10="urn:schemas-microsoft-com:office:word" xmlns:w="http://schemas.openxmlformats.org/wordprocessingml/2006/main" xmlns:w14="http://schemas.microsoft.com/office/word/2010/wordml" xmlns:wpg="http://schemas.microsoft.com/office/word/2010/wordprocessingGroup" xmlns:wpi="http://schemas.microsoft.com/office/word/2010/wordprocessingInk" xmlns:wne="http://schemas.microsoft.com/office/word/2006/wordml" xmlns:wps="http://schemas.microsoft.com/office/word/2010/wordprocessingShape" mc:Ignorable="w14 wp14">
   <w:body>
     <w:p>
-      <w:pPr>
-        <w:jc w:val="center"/>
-      </w:pPr>
       <w:r>
         <w:rPr>
-          <w:rFonts w:ascii="Malgun Gothic" w:hAnsi="Malgun Gothic"/>
+          <w:rFonts w:ascii="맑은 고딕" w:hAnsi="맑은 고딕" w:eastAsia="맑은 고딕"/>
           <w:b/>
-          <w:color w:val="1E293B"/>
-          <w:sz w:val="36"/>
+          <w:color w:val="2563EB"/>
+          <w:sz w:val="17"/>
         </w:rPr>
-        <w:t>외주 인력 및 프리랜서 보안·비밀유지 서약서</w:t>
+        <w:t>[엠파시 엔터프라이즈 표준 사업관리 서식] 문서번호: EMP-DOC-S3 | 사업명: 한빛글로벌 SyncGuard AI 시스템 구축</w:t>
       </w:r>
     </w:p>
     <w:p>
-      <w:pPr>
-        <w:jc w:val="center"/>
-      </w:pPr>
       <w:r>
         <w:rPr>
-          <w:rFonts w:ascii="Malgun Gothic" w:hAnsi="Malgun Gothic"/>
-          <w:color w:val="64748B"/>
-          <w:sz w:val="21"/>
+          <w:rFonts w:ascii="맑은 고딕" w:hAnsi="맑은 고딕" w:eastAsia="맑은 고딕"/>
+          <w:b/>
+          <w:color w:val="0F172A"/>
+          <w:sz w:val="36"/>
         </w:rPr>
-        <w:t>소스코드 반출 금지, 개인정보보호 준수 및 데이터 파기 확약서</w:t>
-      </w:r>
-    </w:p>
-    <w:p/>
-    <w:p>
-      <w:pPr>
-        <w:spacing w:before="160" w:after="80"/>
-      </w:pPr>
-      <w:r>
-        <w:rPr>
-          <w:rFonts w:ascii="Malgun Gothic" w:hAnsi="Malgun Gothic"/>
-          <w:b/>
-          <w:color w:val="2563EB"/>
-          <w:sz w:val="26"/>
-        </w:rPr>
-        <w:t>서약 내용</w:t>
+        <w:t>외주 협력사 및 프리랜서 보안·비밀유지 서약서</w:t>
       </w:r>
     </w:p>
     <w:p>
-      <w:pPr>
-        <w:spacing w:line="312" w:lineRule="auto" w:after="60"/>
-      </w:pPr>
       <w:r>
         <w:rPr>
-          <w:rFonts w:ascii="Malgun Gothic" w:hAnsi="Malgun Gothic"/>
-          <w:color w:val="334155"/>
-          <w:sz w:val="20"/>
+          <w:rFonts w:ascii="맑은 고딕" w:hAnsi="맑은 고딕" w:eastAsia="맑은 고딕"/>
+          <w:b w:val="0"/>
+          <w:color w:val="475569"/>
+          <w:sz w:val="21"/>
         </w:rPr>
-        <w:t>본인은 주식회사 엠파시(이하 '회사')의 [프로젝트명] 개발 과업에 참여함에 있어 다음 사항을 엄숙히 준수할 것을 서약합니다.</w:t>
+        <w:t>소스코드 무단 반출 금지, 한빛글로벌 도메인 데이터 보호 및 종료 시 영구 파기 확약서</w:t>
       </w:r>
     </w:p>
-    <w:p>
-      <w:pPr>
-        <w:spacing w:line="312" w:lineRule="auto" w:after="60"/>
-      </w:pPr>
-      <w:r>
-        <w:rPr>
-          <w:rFonts w:ascii="Malgun Gothic" w:hAnsi="Malgun Gothic"/>
-          <w:color w:val="334155"/>
-          <w:sz w:val="20"/>
-        </w:rPr>
-        <w:t>1. (비밀유지) 회사의 영업비밀, 기술 사양, 아키텍처, 고객 데이터베이스 정보 일체를 제3자에게 누설하거나 외부에 공개하지 않는다.</w:t>
-      </w:r>
-    </w:p>
-    <w:p>
-      <w:pPr>
-        <w:spacing w:line="312" w:lineRule="auto" w:after="60"/>
-      </w:pPr>
-      <w:r>
-        <w:rPr>
-          <w:rFonts w:ascii="Malgun Gothic" w:hAnsi="Malgun Gothic"/>
-          <w:color w:val="334155"/>
-          <w:sz w:val="20"/>
-        </w:rPr>
-        <w:t>2. (소스코드 반출 금지) 프로젝트 소스코드를 인가되지 않은 개인 저장소(개인 GitHub, 클라우드 드라이브 등)에 업로드하거나 외부로 무단 반출하지 않는다.</w:t>
-      </w:r>
-    </w:p>
-    <w:p>
-      <w:pPr>
-        <w:spacing w:line="312" w:lineRule="auto" w:after="60"/>
-      </w:pPr>
-      <w:r>
-        <w:rPr>
-          <w:rFonts w:ascii="Malgun Gothic" w:hAnsi="Malgun Gothic"/>
-          <w:color w:val="334155"/>
-          <w:sz w:val="20"/>
-        </w:rPr>
-        <w:t>3. (개인정보 보호) 고객사의 실제 개인정보를 테스트 장비에 저장하거나 사적으로 활용하지 않으며, 비식별화 가이드라인을 철저히 준수한다.</w:t>
-      </w:r>
-    </w:p>
-    <w:p>
-      <w:pPr>
-        <w:spacing w:line="312" w:lineRule="auto" w:after="60"/>
-      </w:pPr>
-      <w:r>
-        <w:rPr>
-          <w:rFonts w:ascii="Malgun Gothic" w:hAnsi="Malgun Gothic"/>
-          <w:color w:val="334155"/>
-          <w:sz w:val="20"/>
-        </w:rPr>
-        <w:t>4. (영구 파기) 과업 종료 즉시 본인의 PC 및 저장매체에 저장된 모든 개발 파일, 쿼리, 로그를 복구 불가능한 방법으로 영구 파기한다.</w:t>
-      </w:r>
-    </w:p>
-    <w:p>
-      <w:pPr>
-        <w:spacing w:line="312" w:lineRule="auto" w:after="60"/>
-      </w:pPr>
-      <w:r>
-        <w:rPr>
-          <w:rFonts w:ascii="Malgun Gothic" w:hAnsi="Malgun Gothic"/>
-          <w:color w:val="334155"/>
-          <w:sz w:val="20"/>
-        </w:rPr>
-        <w:t>5. (위반 시 배상) 본 서약의 의무를 위반하여 회사 또는 고객사에 손해를 입힌 경우 부정경쟁방지법 및 정보통신망법에 따른 민·형사상 모든 손해배상 책임을 감수한다.</w:t>
-      </w:r>
-    </w:p>
-    <w:p>
-      <w:pPr>
-        <w:jc w:val="center"/>
-      </w:pPr>
-      <w:r>
-        <w:rPr>
-          <w:rFonts w:ascii="Malgun Gothic" w:hAnsi="Malgun Gothic"/>
-          <w:b/>
-          <w:sz w:val="21"/>
-        </w:rPr>
-        <w:t>합의 및 확인일자: 202  년     월     일</w:t>
-      </w:r>
-    </w:p>
-    <w:p/>
     <w:tbl>
       <w:tblPr>
+        <w:tblStyle w:val="TableGrid"/>
         <w:tblW w:type="auto" w:w="0"/>
         <w:jc w:val="center"/>
         <w:tblLook w:firstColumn="1" w:firstRow="1" w:lastColumn="0" w:lastRow="0" w:noHBand="0" w:noVBand="1" w:val="04A0"/>
       </w:tblPr>
       <w:tblGrid>
-        <w:gridCol w:w="3120"/>
-        <w:gridCol w:w="3120"/>
-        <w:gridCol w:w="3120"/>
+        <w:gridCol w:w="4896"/>
+        <w:gridCol w:w="4896"/>
       </w:tblGrid>
       <w:tr>
         <w:tc>
           <w:tcPr>
-            <w:tcW w:type="dxa" w:w="3120"/>
-            <w:shd w:fill="334155"/>
+            <w:tcW w:type="dxa" w:w="4896"/>
+            <w:shd w:fill="1B365D"/>
             <w:tcMar>
-              <w:top w:w="90" w:type="dxa"/>
-              <w:bottom w:w="90" w:type="dxa"/>
-              <w:left w:w="110" w:type="dxa"/>
-              <w:right w:w="110" w:type="dxa"/>
+              <w:top w:w="110" w:type="dxa"/>
+              <w:bottom w:w="110" w:type="dxa"/>
+              <w:left w:w="140" w:type="dxa"/>
+              <w:right w:w="140" w:type="dxa"/>
             </w:tcMar>
           </w:tcPr>
           <w:p>
+            <w:pPr>
+              <w:jc w:val="center"/>
+            </w:pPr>
+            <w:r/>
             <w:r>
               <w:rPr>
-                <w:rFonts w:ascii="Malgun Gothic" w:hAnsi="Malgun Gothic"/>
+                <w:rFonts w:ascii="맑은 고딕" w:hAnsi="맑은 고딕" w:eastAsia="맑은 고딕"/>
                 <w:b/>
                 <w:color w:val="FFFFFF"/>
                 <w:sz w:val="19"/>
               </w:rPr>
-              <w:t>구 분</w:t>
+              <w:t>구분</w:t>
             </w:r>
           </w:p>
         </w:tc>
         <w:tc>
           <w:tcPr>
-            <w:tcW w:type="dxa" w:w="3120"/>
-            <w:shd w:fill="334155"/>
+            <w:tcW w:type="dxa" w:w="4896"/>
+            <w:shd w:fill="1B365D"/>
             <w:tcMar>
-              <w:top w:w="90" w:type="dxa"/>
-              <w:bottom w:w="90" w:type="dxa"/>
-              <w:left w:w="110" w:type="dxa"/>
-              <w:right w:w="110" w:type="dxa"/>
+              <w:top w:w="110" w:type="dxa"/>
+              <w:bottom w:w="110" w:type="dxa"/>
+              <w:left w:w="140" w:type="dxa"/>
+              <w:right w:w="140" w:type="dxa"/>
             </w:tcMar>
           </w:tcPr>
           <w:p>
+            <w:pPr>
+              <w:jc w:val="center"/>
+            </w:pPr>
+            <w:r/>
             <w:r>
               <w:rPr>
-                <w:rFonts w:ascii="Malgun Gothic" w:hAnsi="Malgun Gothic"/>
+                <w:rFonts w:ascii="맑은 고딕" w:hAnsi="맑은 고딕" w:eastAsia="맑은 고딕"/>
                 <w:b/>
                 <w:color w:val="FFFFFF"/>
                 <w:sz w:val="19"/>
               </w:rPr>
-              <w:t>소속 / 직급 / 성명</w:t>
+              <w:t>상세 내용</w:t>
+            </w:r>
+          </w:p>
+        </w:tc>
+      </w:tr>
+      <w:tr>
+        <w:tc>
+          <w:tcPr>
+            <w:tcW w:type="dxa" w:w="4896"/>
+            <w:shd w:fill="EFF6FF"/>
+            <w:tcMar>
+              <w:top w:w="90" w:type="dxa"/>
+              <w:bottom w:w="90" w:type="dxa"/>
+              <w:left w:w="140" w:type="dxa"/>
+              <w:right w:w="140" w:type="dxa"/>
+            </w:tcMar>
+          </w:tcPr>
+          <w:p>
+            <w:r/>
+            <w:r>
+              <w:rPr>
+                <w:rFonts w:ascii="맑은 고딕" w:hAnsi="맑은 고딕" w:eastAsia="맑은 고딕"/>
+                <w:b/>
+                <w:color w:val="1E293B"/>
+                <w:sz w:val="19"/>
+              </w:rPr>
+              <w:t>대상 프로젝트명</w:t>
             </w:r>
           </w:p>
         </w:tc>
         <w:tc>
           <w:tcPr>
-            <w:tcW w:type="dxa" w:w="3120"/>
-            <w:shd w:fill="334155"/>
+            <w:tcW w:type="dxa" w:w="4896"/>
+            <w:shd w:fill="FFFFFF"/>
             <w:tcMar>
               <w:top w:w="90" w:type="dxa"/>
               <w:bottom w:w="90" w:type="dxa"/>
-              <w:left w:w="110" w:type="dxa"/>
-              <w:right w:w="110" w:type="dxa"/>
+              <w:left w:w="140" w:type="dxa"/>
+              <w:right w:w="140" w:type="dxa"/>
             </w:tcMar>
           </w:tcPr>
           <w:p>
+            <w:r/>
             <w:r>
               <w:rPr>
-                <w:rFonts w:ascii="Malgun Gothic" w:hAnsi="Malgun Gothic"/>
+                <w:rFonts w:ascii="맑은 고딕" w:hAnsi="맑은 고딕" w:eastAsia="맑은 고딕"/>
+                <w:b w:val="0"/>
+                <w:color w:val="1E293B"/>
+                <w:sz w:val="19"/>
+              </w:rPr>
+              <w:t>SyncGuard AI — 엔터프라이즈 AI 콘텐츠·규제 심의 자동화 시스템 구축 사업</w:t>
+            </w:r>
+          </w:p>
+        </w:tc>
+      </w:tr>
+      <w:tr>
+        <w:tc>
+          <w:tcPr>
+            <w:tcW w:type="dxa" w:w="4896"/>
+            <w:shd w:fill="EFF6FF"/>
+            <w:tcMar>
+              <w:top w:w="90" w:type="dxa"/>
+              <w:bottom w:w="90" w:type="dxa"/>
+              <w:left w:w="140" w:type="dxa"/>
+              <w:right w:w="140" w:type="dxa"/>
+            </w:tcMar>
+          </w:tcPr>
+          <w:p>
+            <w:r/>
+            <w:r>
+              <w:rPr>
+                <w:rFonts w:ascii="맑은 고딕" w:hAnsi="맑은 고딕" w:eastAsia="맑은 고딕"/>
+                <w:b/>
+                <w:color w:val="1E293B"/>
+                <w:sz w:val="19"/>
+              </w:rPr>
+              <w:t>원도급 관리사</w:t>
+            </w:r>
+          </w:p>
+        </w:tc>
+        <w:tc>
+          <w:tcPr>
+            <w:tcW w:type="dxa" w:w="4896"/>
+            <w:shd w:fill="F8FAFC"/>
+            <w:tcMar>
+              <w:top w:w="90" w:type="dxa"/>
+              <w:bottom w:w="90" w:type="dxa"/>
+              <w:left w:w="140" w:type="dxa"/>
+              <w:right w:w="140" w:type="dxa"/>
+            </w:tcMar>
+          </w:tcPr>
+          <w:p>
+            <w:r/>
+            <w:r>
+              <w:rPr>
+                <w:rFonts w:ascii="맑은 고딕" w:hAnsi="맑은 고딕" w:eastAsia="맑은 고딕"/>
+                <w:b w:val="0"/>
+                <w:color w:val="1E293B"/>
+                <w:sz w:val="19"/>
+              </w:rPr>
+              <w:t>주식회사 엠파시 (보안관리책임자 오승민 수석 / 수행PM 박진우 수석)</w:t>
+            </w:r>
+          </w:p>
+        </w:tc>
+      </w:tr>
+      <w:tr>
+        <w:tc>
+          <w:tcPr>
+            <w:tcW w:type="dxa" w:w="4896"/>
+            <w:shd w:fill="EFF6FF"/>
+            <w:tcMar>
+              <w:top w:w="90" w:type="dxa"/>
+              <w:bottom w:w="90" w:type="dxa"/>
+              <w:left w:w="140" w:type="dxa"/>
+              <w:right w:w="140" w:type="dxa"/>
+            </w:tcMar>
+          </w:tcPr>
+          <w:p>
+            <w:r/>
+            <w:r>
+              <w:rPr>
+                <w:rFonts w:ascii="맑은 고딕" w:hAnsi="맑은 고딕" w:eastAsia="맑은 고딕"/>
+                <w:b/>
+                <w:color w:val="1E293B"/>
+                <w:sz w:val="19"/>
+              </w:rPr>
+              <w:t>서약 대상자</w:t>
+            </w:r>
+          </w:p>
+        </w:tc>
+        <w:tc>
+          <w:tcPr>
+            <w:tcW w:type="dxa" w:w="4896"/>
+            <w:shd w:fill="FFFFFF"/>
+            <w:tcMar>
+              <w:top w:w="90" w:type="dxa"/>
+              <w:bottom w:w="90" w:type="dxa"/>
+              <w:left w:w="140" w:type="dxa"/>
+              <w:right w:w="140" w:type="dxa"/>
+            </w:tcMar>
+          </w:tcPr>
+          <w:p>
+            <w:r/>
+            <w:r>
+              <w:rPr>
+                <w:rFonts w:ascii="맑은 고딕" w:hAnsi="맑은 고딕" w:eastAsia="맑은 고딕"/>
+                <w:b w:val="0"/>
+                <w:color w:val="1E293B"/>
+                <w:sz w:val="19"/>
+              </w:rPr>
+              <w:t>주식회사 데이터브릿지 투입인력(오정훈 차장 외 2명) 및 독립 프리랜서(신유진 수석)</w:t>
+            </w:r>
+          </w:p>
+        </w:tc>
+      </w:tr>
+      <w:tr>
+        <w:tc>
+          <w:tcPr>
+            <w:tcW w:type="dxa" w:w="4896"/>
+            <w:shd w:fill="EFF6FF"/>
+            <w:tcMar>
+              <w:top w:w="90" w:type="dxa"/>
+              <w:bottom w:w="90" w:type="dxa"/>
+              <w:left w:w="140" w:type="dxa"/>
+              <w:right w:w="140" w:type="dxa"/>
+            </w:tcMar>
+          </w:tcPr>
+          <w:p>
+            <w:r/>
+            <w:r>
+              <w:rPr>
+                <w:rFonts w:ascii="맑은 고딕" w:hAnsi="맑은 고딕" w:eastAsia="맑은 고딕"/>
+                <w:b/>
+                <w:color w:val="1E293B"/>
+                <w:sz w:val="19"/>
+              </w:rPr>
+              <w:t>서약 일자</w:t>
+            </w:r>
+          </w:p>
+        </w:tc>
+        <w:tc>
+          <w:tcPr>
+            <w:tcW w:type="dxa" w:w="4896"/>
+            <w:shd w:fill="F8FAFC"/>
+            <w:tcMar>
+              <w:top w:w="90" w:type="dxa"/>
+              <w:bottom w:w="90" w:type="dxa"/>
+              <w:left w:w="140" w:type="dxa"/>
+              <w:right w:w="140" w:type="dxa"/>
+            </w:tcMar>
+          </w:tcPr>
+          <w:p>
+            <w:r/>
+            <w:r>
+              <w:rPr>
+                <w:rFonts w:ascii="맑은 고딕" w:hAnsi="맑은 고딕" w:eastAsia="맑은 고딕"/>
+                <w:b w:val="0"/>
+                <w:color w:val="1E293B"/>
+                <w:sz w:val="19"/>
+              </w:rPr>
+              <w:t>2026년 05월 15일</w:t>
+            </w:r>
+          </w:p>
+        </w:tc>
+      </w:tr>
+    </w:tbl>
+    <w:p/>
+    <w:p>
+      <w:r>
+        <w:rPr>
+          <w:rFonts w:ascii="맑은 고딕" w:hAnsi="맑은 고딕" w:eastAsia="맑은 고딕"/>
+          <w:b/>
+          <w:color w:val="1B365D"/>
+          <w:sz w:val="25"/>
+        </w:rPr>
+        <w:t>1. 외주 및 프리랜서 필수 보안 준수 5대 서약 조항</w:t>
+      </w:r>
+    </w:p>
+    <w:p>
+      <w:r>
+        <w:rPr>
+          <w:rFonts w:ascii="맑은 고딕" w:hAnsi="맑은 고딕" w:eastAsia="맑은 고딕"/>
+          <w:b w:val="0"/>
+          <w:color w:val="1E293B"/>
+          <w:sz w:val="20"/>
+        </w:rPr>
+        <w:t>본인은 주식회사 엠파시(이하 '회사')가 수행하는 주식회사 한빛글로벌 「SyncGuard AI 시스템 구축 사업」의 외주 과업에 참여함에 있어 다음 사항을 엄숙히 준수할 것을 서약합니다.</w:t>
+      </w:r>
+    </w:p>
+    <w:p>
+      <w:r>
+        <w:rPr>
+          <w:rFonts w:ascii="맑은 고딕" w:hAnsi="맑은 고딕" w:eastAsia="맑은 고딕"/>
+          <w:b w:val="0"/>
+          <w:color w:val="1E293B"/>
+          <w:sz w:val="20"/>
+        </w:rPr>
+        <w:t>1. (기밀정보 누설 금지) 과업 수행 중 알게 된 한빛글로벌의 ProductLab 전성분 배합비, 마케팅허브 신제품 기획안, 시스템 아키텍처 및 DB 접속 정보를 제3자에게 일체 누설하지 않는다.</w:t>
+      </w:r>
+    </w:p>
+    <w:p>
+      <w:r>
+        <w:rPr>
+          <w:rFonts w:ascii="맑은 고딕" w:hAnsi="맑은 고딕" w:eastAsia="맑은 고딕"/>
+          <w:b w:val="0"/>
+          <w:color w:val="1E293B"/>
+          <w:sz w:val="20"/>
+        </w:rPr>
+        <w:t>2. (소스코드 무단 반출 금지) 개발 산출물과 소스코드를 인가된 GitLab 사내 저장소 외의 개인 GitHub, 클라우드 드라이브, 이메일, USB 등으로 반출하거나 타 프로젝트에 재사용하지 않는다.</w:t>
+      </w:r>
+    </w:p>
+    <w:p>
+      <w:r>
+        <w:rPr>
+          <w:rFonts w:ascii="맑은 고딕" w:hAnsi="맑은 고딕" w:eastAsia="맑은 고딕"/>
+          <w:b w:val="0"/>
+          <w:color w:val="1E293B"/>
+          <w:sz w:val="20"/>
+        </w:rPr>
+        <w:t>3. (외부 생성형 AI 무단 입력 금지) 인가되지 않은 개인 계정 ChatGPT, Claude 등에 고객사 코드나 도메인 데이터를 복사·입력하지 않는다.</w:t>
+      </w:r>
+    </w:p>
+    <w:p>
+      <w:r>
+        <w:rPr>
+          <w:rFonts w:ascii="맑은 고딕" w:hAnsi="맑은 고딕" w:eastAsia="맑은 고딕"/>
+          <w:b w:val="0"/>
+          <w:color w:val="1E293B"/>
+          <w:sz w:val="20"/>
+        </w:rPr>
+        <w:t>4. (과업 종료 시 완전 파기) 계약 종료 또는 철수 시 본인의 작업 환경 내 모든 프로젝트 파일, DB 덤프, 환경변수(.env)를 복구 불가능한 방식으로 영구 파기하고 보안점검을 받는다.</w:t>
+      </w:r>
+    </w:p>
+    <w:p>
+      <w:r>
+        <w:rPr>
+          <w:rFonts w:ascii="맑은 고딕" w:hAnsi="맑은 고딕" w:eastAsia="맑은 고딕"/>
+          <w:b w:val="0"/>
+          <w:color w:val="1E293B"/>
+          <w:sz w:val="20"/>
+        </w:rPr>
+        <w:t>5. (위반 시 손해배상) 본 서약을 위반할 경우 부정경쟁방지법 및 정보통신망법에 따른 민·형사상 모든 책임을 전적으로 부담한다.</w:t>
+      </w:r>
+    </w:p>
+    <w:p>
+      <w:r>
+        <w:rPr>
+          <w:rFonts w:ascii="맑은 고딕" w:hAnsi="맑은 고딕" w:eastAsia="맑은 고딕"/>
+          <w:b/>
+          <w:color w:val="1B365D"/>
+          <w:sz w:val="25"/>
+        </w:rPr>
+        <w:t>2. 반입 장비 및 계정 보안 통제 등록 현황</w:t>
+      </w:r>
+    </w:p>
+    <w:tbl>
+      <w:tblPr>
+        <w:tblStyle w:val="TableGrid"/>
+        <w:tblW w:type="auto" w:w="0"/>
+        <w:jc w:val="center"/>
+        <w:tblLook w:firstColumn="1" w:firstRow="1" w:lastColumn="0" w:lastRow="0" w:noHBand="0" w:noVBand="1" w:val="04A0"/>
+      </w:tblPr>
+      <w:tblGrid>
+        <w:gridCol w:w="1632"/>
+        <w:gridCol w:w="1632"/>
+        <w:gridCol w:w="1632"/>
+        <w:gridCol w:w="1632"/>
+        <w:gridCol w:w="1632"/>
+        <w:gridCol w:w="1632"/>
+      </w:tblGrid>
+      <w:tr>
+        <w:tc>
+          <w:tcPr>
+            <w:tcW w:type="dxa" w:w="1632"/>
+            <w:shd w:fill="1B365D"/>
+            <w:tcMar>
+              <w:top w:w="110" w:type="dxa"/>
+              <w:bottom w:w="110" w:type="dxa"/>
+              <w:left w:w="140" w:type="dxa"/>
+              <w:right w:w="140" w:type="dxa"/>
+            </w:tcMar>
+          </w:tcPr>
+          <w:p>
+            <w:pPr>
+              <w:jc w:val="center"/>
+            </w:pPr>
+            <w:r/>
+            <w:r>
+              <w:rPr>
+                <w:rFonts w:ascii="맑은 고딕" w:hAnsi="맑은 고딕" w:eastAsia="맑은 고딕"/>
+                <w:b/>
+                <w:color w:val="FFFFFF"/>
+                <w:sz w:val="19"/>
+              </w:rPr>
+              <w:t>성명 / 직급</w:t>
+            </w:r>
+          </w:p>
+        </w:tc>
+        <w:tc>
+          <w:tcPr>
+            <w:tcW w:type="dxa" w:w="1632"/>
+            <w:shd w:fill="1B365D"/>
+            <w:tcMar>
+              <w:top w:w="110" w:type="dxa"/>
+              <w:bottom w:w="110" w:type="dxa"/>
+              <w:left w:w="140" w:type="dxa"/>
+              <w:right w:w="140" w:type="dxa"/>
+            </w:tcMar>
+          </w:tcPr>
+          <w:p>
+            <w:pPr>
+              <w:jc w:val="center"/>
+            </w:pPr>
+            <w:r/>
+            <w:r>
+              <w:rPr>
+                <w:rFonts w:ascii="맑은 고딕" w:hAnsi="맑은 고딕" w:eastAsia="맑은 고딕"/>
+                <w:b/>
+                <w:color w:val="FFFFFF"/>
+                <w:sz w:val="19"/>
+              </w:rPr>
+              <w:t>소속 구분</w:t>
+            </w:r>
+          </w:p>
+        </w:tc>
+        <w:tc>
+          <w:tcPr>
+            <w:tcW w:type="dxa" w:w="1632"/>
+            <w:shd w:fill="1B365D"/>
+            <w:tcMar>
+              <w:top w:w="110" w:type="dxa"/>
+              <w:bottom w:w="110" w:type="dxa"/>
+              <w:left w:w="140" w:type="dxa"/>
+              <w:right w:w="140" w:type="dxa"/>
+            </w:tcMar>
+          </w:tcPr>
+          <w:p>
+            <w:pPr>
+              <w:jc w:val="center"/>
+            </w:pPr>
+            <w:r/>
+            <w:r>
+              <w:rPr>
+                <w:rFonts w:ascii="맑은 고딕" w:hAnsi="맑은 고딕" w:eastAsia="맑은 고딕"/>
+                <w:b/>
+                <w:color w:val="FFFFFF"/>
+                <w:sz w:val="19"/>
+              </w:rPr>
+              <w:t>할당 VDI / 고정 IP</w:t>
+            </w:r>
+          </w:p>
+        </w:tc>
+        <w:tc>
+          <w:tcPr>
+            <w:tcW w:type="dxa" w:w="1632"/>
+            <w:shd w:fill="1B365D"/>
+            <w:tcMar>
+              <w:top w:w="110" w:type="dxa"/>
+              <w:bottom w:w="110" w:type="dxa"/>
+              <w:left w:w="140" w:type="dxa"/>
+              <w:right w:w="140" w:type="dxa"/>
+            </w:tcMar>
+          </w:tcPr>
+          <w:p>
+            <w:pPr>
+              <w:jc w:val="center"/>
+            </w:pPr>
+            <w:r/>
+            <w:r>
+              <w:rPr>
+                <w:rFonts w:ascii="맑은 고딕" w:hAnsi="맑은 고딕" w:eastAsia="맑은 고딕"/>
+                <w:b/>
+                <w:color w:val="FFFFFF"/>
+                <w:sz w:val="19"/>
+              </w:rPr>
+              <w:t>Git 계정</w:t>
+            </w:r>
+          </w:p>
+        </w:tc>
+        <w:tc>
+          <w:tcPr>
+            <w:tcW w:type="dxa" w:w="1632"/>
+            <w:shd w:fill="1B365D"/>
+            <w:tcMar>
+              <w:top w:w="110" w:type="dxa"/>
+              <w:bottom w:w="110" w:type="dxa"/>
+              <w:left w:w="140" w:type="dxa"/>
+              <w:right w:w="140" w:type="dxa"/>
+            </w:tcMar>
+          </w:tcPr>
+          <w:p>
+            <w:pPr>
+              <w:jc w:val="center"/>
+            </w:pPr>
+            <w:r/>
+            <w:r>
+              <w:rPr>
+                <w:rFonts w:ascii="맑은 고딕" w:hAnsi="맑은 고딕" w:eastAsia="맑은 고딕"/>
+                <w:b/>
+                <w:color w:val="FFFFFF"/>
+                <w:sz w:val="19"/>
+              </w:rPr>
+              <w:t>백신·매체제어 설치</w:t>
+            </w:r>
+          </w:p>
+        </w:tc>
+        <w:tc>
+          <w:tcPr>
+            <w:tcW w:type="dxa" w:w="1632"/>
+            <w:shd w:fill="1B365D"/>
+            <w:tcMar>
+              <w:top w:w="110" w:type="dxa"/>
+              <w:bottom w:w="110" w:type="dxa"/>
+              <w:left w:w="140" w:type="dxa"/>
+              <w:right w:w="140" w:type="dxa"/>
+            </w:tcMar>
+          </w:tcPr>
+          <w:p>
+            <w:pPr>
+              <w:jc w:val="center"/>
+            </w:pPr>
+            <w:r/>
+            <w:r>
+              <w:rPr>
+                <w:rFonts w:ascii="맑은 고딕" w:hAnsi="맑은 고딕" w:eastAsia="맑은 고딕"/>
+                <w:b/>
+                <w:color w:val="FFFFFF"/>
+                <w:sz w:val="19"/>
+              </w:rPr>
+              <w:t>서약 확인</w:t>
+            </w:r>
+          </w:p>
+        </w:tc>
+      </w:tr>
+      <w:tr>
+        <w:tc>
+          <w:tcPr>
+            <w:tcW w:type="dxa" w:w="1632"/>
+            <w:shd w:fill="FFFFFF"/>
+            <w:tcMar>
+              <w:top w:w="90" w:type="dxa"/>
+              <w:bottom w:w="90" w:type="dxa"/>
+              <w:left w:w="140" w:type="dxa"/>
+              <w:right w:w="140" w:type="dxa"/>
+            </w:tcMar>
+          </w:tcPr>
+          <w:p>
+            <w:r/>
+            <w:r>
+              <w:rPr>
+                <w:rFonts w:ascii="맑은 고딕" w:hAnsi="맑은 고딕" w:eastAsia="맑은 고딕"/>
+                <w:b w:val="0"/>
+                <w:color w:val="1E293B"/>
+                <w:sz w:val="19"/>
+              </w:rPr>
+              <w:t>오정훈 차장</w:t>
+            </w:r>
+          </w:p>
+        </w:tc>
+        <w:tc>
+          <w:tcPr>
+            <w:tcW w:type="dxa" w:w="1632"/>
+            <w:shd w:fill="FFFFFF"/>
+            <w:tcMar>
+              <w:top w:w="90" w:type="dxa"/>
+              <w:bottom w:w="90" w:type="dxa"/>
+              <w:left w:w="140" w:type="dxa"/>
+              <w:right w:w="140" w:type="dxa"/>
+            </w:tcMar>
+          </w:tcPr>
+          <w:p>
+            <w:r/>
+            <w:r>
+              <w:rPr>
+                <w:rFonts w:ascii="맑은 고딕" w:hAnsi="맑은 고딕" w:eastAsia="맑은 고딕"/>
+                <w:b w:val="0"/>
+                <w:color w:val="1E293B"/>
+                <w:sz w:val="19"/>
+              </w:rPr>
+              <w:t>㈜데이터브릿지 (기간계 PL)</w:t>
+            </w:r>
+          </w:p>
+        </w:tc>
+        <w:tc>
+          <w:tcPr>
+            <w:tcW w:type="dxa" w:w="1632"/>
+            <w:shd w:fill="FFFFFF"/>
+            <w:tcMar>
+              <w:top w:w="90" w:type="dxa"/>
+              <w:bottom w:w="90" w:type="dxa"/>
+              <w:left w:w="140" w:type="dxa"/>
+              <w:right w:w="140" w:type="dxa"/>
+            </w:tcMar>
+          </w:tcPr>
+          <w:p>
+            <w:r/>
+            <w:r>
+              <w:rPr>
+                <w:rFonts w:ascii="맑은 고딕" w:hAnsi="맑은 고딕" w:eastAsia="맑은 고딕"/>
+                <w:b w:val="0"/>
+                <w:color w:val="1E293B"/>
+                <w:sz w:val="19"/>
+              </w:rPr>
+              <w:t>10.240.50.101</w:t>
+            </w:r>
+          </w:p>
+        </w:tc>
+        <w:tc>
+          <w:tcPr>
+            <w:tcW w:type="dxa" w:w="1632"/>
+            <w:shd w:fill="FFFFFF"/>
+            <w:tcMar>
+              <w:top w:w="90" w:type="dxa"/>
+              <w:bottom w:w="90" w:type="dxa"/>
+              <w:left w:w="140" w:type="dxa"/>
+              <w:right w:w="140" w:type="dxa"/>
+            </w:tcMar>
+          </w:tcPr>
+          <w:p>
+            <w:r/>
+            <w:r>
+              <w:rPr>
+                <w:rFonts w:ascii="맑은 고딕" w:hAnsi="맑은 고딕" w:eastAsia="맑은 고딕"/>
+                <w:b w:val="0"/>
+                <w:color w:val="1E293B"/>
+                <w:sz w:val="19"/>
+              </w:rPr>
+              <w:t>jh.oh@databridge.co.kr</w:t>
+            </w:r>
+          </w:p>
+        </w:tc>
+        <w:tc>
+          <w:tcPr>
+            <w:tcW w:type="dxa" w:w="1632"/>
+            <w:shd w:fill="FFFFFF"/>
+            <w:tcMar>
+              <w:top w:w="90" w:type="dxa"/>
+              <w:bottom w:w="90" w:type="dxa"/>
+              <w:left w:w="140" w:type="dxa"/>
+              <w:right w:w="140" w:type="dxa"/>
+            </w:tcMar>
+          </w:tcPr>
+          <w:p>
+            <w:r/>
+            <w:r>
+              <w:rPr>
+                <w:rFonts w:ascii="맑은 고딕" w:hAnsi="맑은 고딕" w:eastAsia="맑은 고딕"/>
+                <w:b w:val="0"/>
+                <w:color w:val="1E293B"/>
+                <w:sz w:val="19"/>
+              </w:rPr>
+              <w:t>설치 완료 (정상)</w:t>
+            </w:r>
+          </w:p>
+        </w:tc>
+        <w:tc>
+          <w:tcPr>
+            <w:tcW w:type="dxa" w:w="1632"/>
+            <w:shd w:fill="FFFFFF"/>
+            <w:tcMar>
+              <w:top w:w="90" w:type="dxa"/>
+              <w:bottom w:w="90" w:type="dxa"/>
+              <w:left w:w="140" w:type="dxa"/>
+              <w:right w:w="140" w:type="dxa"/>
+            </w:tcMar>
+          </w:tcPr>
+          <w:p>
+            <w:r/>
+            <w:r>
+              <w:rPr>
+                <w:rFonts w:ascii="맑은 고딕" w:hAnsi="맑은 고딕" w:eastAsia="맑은 고딕"/>
+                <w:b w:val="0"/>
+                <w:color w:val="1E293B"/>
+                <w:sz w:val="19"/>
+              </w:rPr>
+              <w:t>서명 완료</w:t>
+            </w:r>
+          </w:p>
+        </w:tc>
+      </w:tr>
+      <w:tr>
+        <w:tc>
+          <w:tcPr>
+            <w:tcW w:type="dxa" w:w="1632"/>
+            <w:shd w:fill="F8FAFC"/>
+            <w:tcMar>
+              <w:top w:w="90" w:type="dxa"/>
+              <w:bottom w:w="90" w:type="dxa"/>
+              <w:left w:w="140" w:type="dxa"/>
+              <w:right w:w="140" w:type="dxa"/>
+            </w:tcMar>
+          </w:tcPr>
+          <w:p>
+            <w:r/>
+            <w:r>
+              <w:rPr>
+                <w:rFonts w:ascii="맑은 고딕" w:hAnsi="맑은 고딕" w:eastAsia="맑은 고딕"/>
+                <w:b w:val="0"/>
+                <w:color w:val="1E293B"/>
+                <w:sz w:val="19"/>
+              </w:rPr>
+              <w:t>한승우 대리</w:t>
+            </w:r>
+          </w:p>
+        </w:tc>
+        <w:tc>
+          <w:tcPr>
+            <w:tcW w:type="dxa" w:w="1632"/>
+            <w:shd w:fill="F8FAFC"/>
+            <w:tcMar>
+              <w:top w:w="90" w:type="dxa"/>
+              <w:bottom w:w="90" w:type="dxa"/>
+              <w:left w:w="140" w:type="dxa"/>
+              <w:right w:w="140" w:type="dxa"/>
+            </w:tcMar>
+          </w:tcPr>
+          <w:p>
+            <w:r/>
+            <w:r>
+              <w:rPr>
+                <w:rFonts w:ascii="맑은 고딕" w:hAnsi="맑은 고딕" w:eastAsia="맑은 고딕"/>
+                <w:b w:val="0"/>
+                <w:color w:val="1E293B"/>
+                <w:sz w:val="19"/>
+              </w:rPr>
+              <w:t>㈜데이터브릿지 (배치 개발)</w:t>
+            </w:r>
+          </w:p>
+        </w:tc>
+        <w:tc>
+          <w:tcPr>
+            <w:tcW w:type="dxa" w:w="1632"/>
+            <w:shd w:fill="F8FAFC"/>
+            <w:tcMar>
+              <w:top w:w="90" w:type="dxa"/>
+              <w:bottom w:w="90" w:type="dxa"/>
+              <w:left w:w="140" w:type="dxa"/>
+              <w:right w:w="140" w:type="dxa"/>
+            </w:tcMar>
+          </w:tcPr>
+          <w:p>
+            <w:r/>
+            <w:r>
+              <w:rPr>
+                <w:rFonts w:ascii="맑은 고딕" w:hAnsi="맑은 고딕" w:eastAsia="맑은 고딕"/>
+                <w:b w:val="0"/>
+                <w:color w:val="1E293B"/>
+                <w:sz w:val="19"/>
+              </w:rPr>
+              <w:t>10.240.50.102</w:t>
+            </w:r>
+          </w:p>
+        </w:tc>
+        <w:tc>
+          <w:tcPr>
+            <w:tcW w:type="dxa" w:w="1632"/>
+            <w:shd w:fill="F8FAFC"/>
+            <w:tcMar>
+              <w:top w:w="90" w:type="dxa"/>
+              <w:bottom w:w="90" w:type="dxa"/>
+              <w:left w:w="140" w:type="dxa"/>
+              <w:right w:w="140" w:type="dxa"/>
+            </w:tcMar>
+          </w:tcPr>
+          <w:p>
+            <w:r/>
+            <w:r>
+              <w:rPr>
+                <w:rFonts w:ascii="맑은 고딕" w:hAnsi="맑은 고딕" w:eastAsia="맑은 고딕"/>
+                <w:b w:val="0"/>
+                <w:color w:val="1E293B"/>
+                <w:sz w:val="19"/>
+              </w:rPr>
+              <w:t>sw.han@databridge.co.kr</w:t>
+            </w:r>
+          </w:p>
+        </w:tc>
+        <w:tc>
+          <w:tcPr>
+            <w:tcW w:type="dxa" w:w="1632"/>
+            <w:shd w:fill="F8FAFC"/>
+            <w:tcMar>
+              <w:top w:w="90" w:type="dxa"/>
+              <w:bottom w:w="90" w:type="dxa"/>
+              <w:left w:w="140" w:type="dxa"/>
+              <w:right w:w="140" w:type="dxa"/>
+            </w:tcMar>
+          </w:tcPr>
+          <w:p>
+            <w:r/>
+            <w:r>
+              <w:rPr>
+                <w:rFonts w:ascii="맑은 고딕" w:hAnsi="맑은 고딕" w:eastAsia="맑은 고딕"/>
+                <w:b w:val="0"/>
+                <w:color w:val="1E293B"/>
+                <w:sz w:val="19"/>
+              </w:rPr>
+              <w:t>설치 완료 (정상)</w:t>
+            </w:r>
+          </w:p>
+        </w:tc>
+        <w:tc>
+          <w:tcPr>
+            <w:tcW w:type="dxa" w:w="1632"/>
+            <w:shd w:fill="F8FAFC"/>
+            <w:tcMar>
+              <w:top w:w="90" w:type="dxa"/>
+              <w:bottom w:w="90" w:type="dxa"/>
+              <w:left w:w="140" w:type="dxa"/>
+              <w:right w:w="140" w:type="dxa"/>
+            </w:tcMar>
+          </w:tcPr>
+          <w:p>
+            <w:r/>
+            <w:r>
+              <w:rPr>
+                <w:rFonts w:ascii="맑은 고딕" w:hAnsi="맑은 고딕" w:eastAsia="맑은 고딕"/>
+                <w:b w:val="0"/>
+                <w:color w:val="1E293B"/>
+                <w:sz w:val="19"/>
+              </w:rPr>
+              <w:t>서명 완료</w:t>
+            </w:r>
+          </w:p>
+        </w:tc>
+      </w:tr>
+      <w:tr>
+        <w:tc>
+          <w:tcPr>
+            <w:tcW w:type="dxa" w:w="1632"/>
+            <w:shd w:fill="FFFFFF"/>
+            <w:tcMar>
+              <w:top w:w="90" w:type="dxa"/>
+              <w:bottom w:w="90" w:type="dxa"/>
+              <w:left w:w="140" w:type="dxa"/>
+              <w:right w:w="140" w:type="dxa"/>
+            </w:tcMar>
+          </w:tcPr>
+          <w:p>
+            <w:r/>
+            <w:r>
+              <w:rPr>
+                <w:rFonts w:ascii="맑은 고딕" w:hAnsi="맑은 고딕" w:eastAsia="맑은 고딕"/>
+                <w:b w:val="0"/>
+                <w:color w:val="1E293B"/>
+                <w:sz w:val="19"/>
+              </w:rPr>
+              <w:t>신유진 수석</w:t>
+            </w:r>
+          </w:p>
+        </w:tc>
+        <w:tc>
+          <w:tcPr>
+            <w:tcW w:type="dxa" w:w="1632"/>
+            <w:shd w:fill="FFFFFF"/>
+            <w:tcMar>
+              <w:top w:w="90" w:type="dxa"/>
+              <w:bottom w:w="90" w:type="dxa"/>
+              <w:left w:w="140" w:type="dxa"/>
+              <w:right w:w="140" w:type="dxa"/>
+            </w:tcMar>
+          </w:tcPr>
+          <w:p>
+            <w:r/>
+            <w:r>
+              <w:rPr>
+                <w:rFonts w:ascii="맑은 고딕" w:hAnsi="맑은 고딕" w:eastAsia="맑은 고딕"/>
+                <w:b w:val="0"/>
+                <w:color w:val="1E293B"/>
+                <w:sz w:val="19"/>
+              </w:rPr>
+              <w:t>독립 프리랜서 (OCR/룰셋)</w:t>
+            </w:r>
+          </w:p>
+        </w:tc>
+        <w:tc>
+          <w:tcPr>
+            <w:tcW w:type="dxa" w:w="1632"/>
+            <w:shd w:fill="FFFFFF"/>
+            <w:tcMar>
+              <w:top w:w="90" w:type="dxa"/>
+              <w:bottom w:w="90" w:type="dxa"/>
+              <w:left w:w="140" w:type="dxa"/>
+              <w:right w:w="140" w:type="dxa"/>
+            </w:tcMar>
+          </w:tcPr>
+          <w:p>
+            <w:r/>
+            <w:r>
+              <w:rPr>
+                <w:rFonts w:ascii="맑은 고딕" w:hAnsi="맑은 고딕" w:eastAsia="맑은 고딕"/>
+                <w:b w:val="0"/>
+                <w:color w:val="1E293B"/>
+                <w:sz w:val="19"/>
+              </w:rPr>
+              <w:t>10.240.50.105</w:t>
+            </w:r>
+          </w:p>
+        </w:tc>
+        <w:tc>
+          <w:tcPr>
+            <w:tcW w:type="dxa" w:w="1632"/>
+            <w:shd w:fill="FFFFFF"/>
+            <w:tcMar>
+              <w:top w:w="90" w:type="dxa"/>
+              <w:bottom w:w="90" w:type="dxa"/>
+              <w:left w:w="140" w:type="dxa"/>
+              <w:right w:w="140" w:type="dxa"/>
+            </w:tcMar>
+          </w:tcPr>
+          <w:p>
+            <w:r/>
+            <w:r>
+              <w:rPr>
+                <w:rFonts w:ascii="맑은 고딕" w:hAnsi="맑은 고딕" w:eastAsia="맑은 고딕"/>
+                <w:b w:val="0"/>
+                <w:color w:val="1E293B"/>
+                <w:sz w:val="19"/>
+              </w:rPr>
+              <w:t>yj.shin@empasy-partner.com</w:t>
+            </w:r>
+          </w:p>
+        </w:tc>
+        <w:tc>
+          <w:tcPr>
+            <w:tcW w:type="dxa" w:w="1632"/>
+            <w:shd w:fill="FFFFFF"/>
+            <w:tcMar>
+              <w:top w:w="90" w:type="dxa"/>
+              <w:bottom w:w="90" w:type="dxa"/>
+              <w:left w:w="140" w:type="dxa"/>
+              <w:right w:w="140" w:type="dxa"/>
+            </w:tcMar>
+          </w:tcPr>
+          <w:p>
+            <w:r/>
+            <w:r>
+              <w:rPr>
+                <w:rFonts w:ascii="맑은 고딕" w:hAnsi="맑은 고딕" w:eastAsia="맑은 고딕"/>
+                <w:b w:val="0"/>
+                <w:color w:val="1E293B"/>
+                <w:sz w:val="19"/>
+              </w:rPr>
+              <w:t>설치 완료 (정상)</w:t>
+            </w:r>
+          </w:p>
+        </w:tc>
+        <w:tc>
+          <w:tcPr>
+            <w:tcW w:type="dxa" w:w="1632"/>
+            <w:shd w:fill="FFFFFF"/>
+            <w:tcMar>
+              <w:top w:w="90" w:type="dxa"/>
+              <w:bottom w:w="90" w:type="dxa"/>
+              <w:left w:w="140" w:type="dxa"/>
+              <w:right w:w="140" w:type="dxa"/>
+            </w:tcMar>
+          </w:tcPr>
+          <w:p>
+            <w:r/>
+            <w:r>
+              <w:rPr>
+                <w:rFonts w:ascii="맑은 고딕" w:hAnsi="맑은 고딕" w:eastAsia="맑은 고딕"/>
+                <w:b w:val="0"/>
+                <w:color w:val="1E293B"/>
+                <w:sz w:val="19"/>
+              </w:rPr>
+              <w:t>서명 완료</w:t>
+            </w:r>
+          </w:p>
+        </w:tc>
+      </w:tr>
+    </w:tbl>
+    <w:p/>
+    <w:p>
+      <w:pPr>
+        <w:jc w:val="right"/>
+      </w:pPr>
+      <w:r>
+        <w:rPr>
+          <w:rFonts w:ascii="맑은 고딕" w:hAnsi="맑은 고딕" w:eastAsia="맑은 고딕"/>
+          <w:b/>
+          <w:color w:val="0F172A"/>
+          <w:sz w:val="21"/>
+        </w:rPr>
+        <w:t>확정 및 서명일자: 2026년 05월 15일</w:t>
+      </w:r>
+    </w:p>
+    <w:tbl>
+      <w:tblPr>
+        <w:tblStyle w:val="TableGrid"/>
+        <w:tblW w:type="auto" w:w="0"/>
+        <w:jc w:val="center"/>
+        <w:tblLook w:firstColumn="1" w:firstRow="1" w:lastColumn="0" w:lastRow="0" w:noHBand="0" w:noVBand="1" w:val="04A0"/>
+      </w:tblPr>
+      <w:tblGrid>
+        <w:gridCol w:w="2448"/>
+        <w:gridCol w:w="2448"/>
+        <w:gridCol w:w="2448"/>
+        <w:gridCol w:w="2448"/>
+      </w:tblGrid>
+      <w:tr>
+        <w:tc>
+          <w:tcPr>
+            <w:tcW w:type="dxa" w:w="2448"/>
+            <w:shd w:fill="1B365D"/>
+            <w:tcMar>
+              <w:top w:w="110" w:type="dxa"/>
+              <w:bottom w:w="110" w:type="dxa"/>
+              <w:left w:w="140" w:type="dxa"/>
+              <w:right w:w="140" w:type="dxa"/>
+            </w:tcMar>
+          </w:tcPr>
+          <w:p>
+            <w:pPr>
+              <w:jc w:val="center"/>
+            </w:pPr>
+            <w:r/>
+            <w:r>
+              <w:rPr>
+                <w:rFonts w:ascii="맑은 고딕" w:hAnsi="맑은 고딕" w:eastAsia="맑은 고딕"/>
+                <w:b/>
+                <w:color w:val="FFFFFF"/>
+                <w:sz w:val="19"/>
+              </w:rPr>
+              <w:t>구분</w:t>
+            </w:r>
+          </w:p>
+        </w:tc>
+        <w:tc>
+          <w:tcPr>
+            <w:tcW w:type="dxa" w:w="2448"/>
+            <w:shd w:fill="1B365D"/>
+            <w:tcMar>
+              <w:top w:w="110" w:type="dxa"/>
+              <w:bottom w:w="110" w:type="dxa"/>
+              <w:left w:w="140" w:type="dxa"/>
+              <w:right w:w="140" w:type="dxa"/>
+            </w:tcMar>
+          </w:tcPr>
+          <w:p>
+            <w:pPr>
+              <w:jc w:val="center"/>
+            </w:pPr>
+            <w:r/>
+            <w:r>
+              <w:rPr>
+                <w:rFonts w:ascii="맑은 고딕" w:hAnsi="맑은 고딕" w:eastAsia="맑은 고딕"/>
+                <w:b/>
+                <w:color w:val="FFFFFF"/>
+                <w:sz w:val="19"/>
+              </w:rPr>
+              <w:t>소속 기관 및 부서</w:t>
+            </w:r>
+          </w:p>
+        </w:tc>
+        <w:tc>
+          <w:tcPr>
+            <w:tcW w:type="dxa" w:w="2448"/>
+            <w:shd w:fill="1B365D"/>
+            <w:tcMar>
+              <w:top w:w="110" w:type="dxa"/>
+              <w:bottom w:w="110" w:type="dxa"/>
+              <w:left w:w="140" w:type="dxa"/>
+              <w:right w:w="140" w:type="dxa"/>
+            </w:tcMar>
+          </w:tcPr>
+          <w:p>
+            <w:pPr>
+              <w:jc w:val="center"/>
+            </w:pPr>
+            <w:r/>
+            <w:r>
+              <w:rPr>
+                <w:rFonts w:ascii="맑은 고딕" w:hAnsi="맑은 고딕" w:eastAsia="맑은 고딕"/>
+                <w:b/>
+                <w:color w:val="FFFFFF"/>
+                <w:sz w:val="19"/>
+              </w:rPr>
+              <w:t>직급 / 성명</w:t>
+            </w:r>
+          </w:p>
+        </w:tc>
+        <w:tc>
+          <w:tcPr>
+            <w:tcW w:type="dxa" w:w="2448"/>
+            <w:shd w:fill="1B365D"/>
+            <w:tcMar>
+              <w:top w:w="110" w:type="dxa"/>
+              <w:bottom w:w="110" w:type="dxa"/>
+              <w:left w:w="140" w:type="dxa"/>
+              <w:right w:w="140" w:type="dxa"/>
+            </w:tcMar>
+          </w:tcPr>
+          <w:p>
+            <w:pPr>
+              <w:jc w:val="center"/>
+            </w:pPr>
+            <w:r/>
+            <w:r>
+              <w:rPr>
+                <w:rFonts w:ascii="맑은 고딕" w:hAnsi="맑은 고딕" w:eastAsia="맑은 고딕"/>
                 <w:b/>
                 <w:color w:val="FFFFFF"/>
                 <w:sz w:val="19"/>
@@ -221,61 +1151,97 @@
       <w:tr>
         <w:tc>
           <w:tcPr>
-            <w:tcW w:type="dxa" w:w="3120"/>
+            <w:tcW w:type="dxa" w:w="2448"/>
+            <w:shd w:fill="FFFFFF"/>
             <w:tcMar>
-              <w:top w:w="100" w:type="dxa"/>
-              <w:bottom w:w="100" w:type="dxa"/>
-              <w:left w:w="110" w:type="dxa"/>
-              <w:right w:w="110" w:type="dxa"/>
+              <w:top w:w="90" w:type="dxa"/>
+              <w:bottom w:w="90" w:type="dxa"/>
+              <w:left w:w="140" w:type="dxa"/>
+              <w:right w:w="140" w:type="dxa"/>
             </w:tcMar>
           </w:tcPr>
           <w:p>
+            <w:r/>
             <w:r>
               <w:rPr>
-                <w:rFonts w:ascii="Malgun Gothic" w:hAnsi="Malgun Gothic"/>
-                <w:sz w:val="18"/>
+                <w:rFonts w:ascii="맑은 고딕" w:hAnsi="맑은 고딕" w:eastAsia="맑은 고딕"/>
+                <w:b w:val="0"/>
+                <w:color w:val="1E293B"/>
+                <w:sz w:val="19"/>
               </w:rPr>
-              <w:t>서약자 (소속/직급)</w:t>
+              <w:t>서약자 대표 (협력사)</w:t>
             </w:r>
           </w:p>
         </w:tc>
         <w:tc>
           <w:tcPr>
-            <w:tcW w:type="dxa" w:w="3120"/>
+            <w:tcW w:type="dxa" w:w="2448"/>
+            <w:shd w:fill="FFFFFF"/>
             <w:tcMar>
-              <w:top w:w="100" w:type="dxa"/>
-              <w:bottom w:w="100" w:type="dxa"/>
-              <w:left w:w="110" w:type="dxa"/>
-              <w:right w:w="110" w:type="dxa"/>
+              <w:top w:w="90" w:type="dxa"/>
+              <w:bottom w:w="90" w:type="dxa"/>
+              <w:left w:w="140" w:type="dxa"/>
+              <w:right w:w="140" w:type="dxa"/>
             </w:tcMar>
           </w:tcPr>
           <w:p>
+            <w:r/>
             <w:r>
               <w:rPr>
-                <w:rFonts w:ascii="Malgun Gothic" w:hAnsi="Malgun Gothic"/>
-                <w:sz w:val="18"/>
+                <w:rFonts w:ascii="맑은 고딕" w:hAnsi="맑은 고딕" w:eastAsia="맑은 고딕"/>
+                <w:b w:val="0"/>
+                <w:color w:val="1E293B"/>
+                <w:sz w:val="19"/>
               </w:rPr>
-              <w:t>소속: [                   ]  직급: [         ]</w:t>
+              <w:t>주식회사 데이터브릿지 기간계연계팀</w:t>
             </w:r>
           </w:p>
         </w:tc>
         <w:tc>
           <w:tcPr>
-            <w:tcW w:type="dxa" w:w="3120"/>
+            <w:tcW w:type="dxa" w:w="2448"/>
+            <w:shd w:fill="FFFFFF"/>
             <w:tcMar>
-              <w:top w:w="100" w:type="dxa"/>
-              <w:bottom w:w="100" w:type="dxa"/>
-              <w:left w:w="110" w:type="dxa"/>
-              <w:right w:w="110" w:type="dxa"/>
+              <w:top w:w="90" w:type="dxa"/>
+              <w:bottom w:w="90" w:type="dxa"/>
+              <w:left w:w="140" w:type="dxa"/>
+              <w:right w:w="140" w:type="dxa"/>
             </w:tcMar>
           </w:tcPr>
           <w:p>
+            <w:r/>
             <w:r>
               <w:rPr>
-                <w:rFonts w:ascii="Malgun Gothic" w:hAnsi="Malgun Gothic"/>
-                <w:sz w:val="18"/>
+                <w:rFonts w:ascii="맑은 고딕" w:hAnsi="맑은 고딕" w:eastAsia="맑은 고딕"/>
+                <w:b w:val="0"/>
+                <w:color w:val="1E293B"/>
+                <w:sz w:val="19"/>
               </w:rPr>
-              <w:t>(서명 또는 인)</w:t>
+              <w:t>차장 오 정 훈 외 1명</w:t>
+            </w:r>
+          </w:p>
+        </w:tc>
+        <w:tc>
+          <w:tcPr>
+            <w:tcW w:type="dxa" w:w="2448"/>
+            <w:shd w:fill="FFFFFF"/>
+            <w:tcMar>
+              <w:top w:w="90" w:type="dxa"/>
+              <w:bottom w:w="90" w:type="dxa"/>
+              <w:left w:w="140" w:type="dxa"/>
+              <w:right w:w="140" w:type="dxa"/>
+            </w:tcMar>
+          </w:tcPr>
+          <w:p>
+            <w:r/>
+            <w:r>
+              <w:rPr>
+                <w:rFonts w:ascii="맑은 고딕" w:hAnsi="맑은 고딕" w:eastAsia="맑은 고딕"/>
+                <w:b w:val="0"/>
+                <w:color w:val="1E293B"/>
+                <w:sz w:val="19"/>
+              </w:rPr>
+              <w:t>(자필 서명 완료)</w:t>
             </w:r>
           </w:p>
         </w:tc>
@@ -283,61 +1249,195 @@
       <w:tr>
         <w:tc>
           <w:tcPr>
-            <w:tcW w:type="dxa" w:w="3120"/>
+            <w:tcW w:type="dxa" w:w="2448"/>
+            <w:shd w:fill="F8FAFC"/>
             <w:tcMar>
-              <w:top w:w="100" w:type="dxa"/>
-              <w:bottom w:w="100" w:type="dxa"/>
-              <w:left w:w="110" w:type="dxa"/>
-              <w:right w:w="110" w:type="dxa"/>
+              <w:top w:w="90" w:type="dxa"/>
+              <w:bottom w:w="90" w:type="dxa"/>
+              <w:left w:w="140" w:type="dxa"/>
+              <w:right w:w="140" w:type="dxa"/>
             </w:tcMar>
           </w:tcPr>
           <w:p>
+            <w:r/>
             <w:r>
               <w:rPr>
-                <w:rFonts w:ascii="Malgun Gothic" w:hAnsi="Malgun Gothic"/>
-                <w:sz w:val="18"/>
+                <w:rFonts w:ascii="맑은 고딕" w:hAnsi="맑은 고딕" w:eastAsia="맑은 고딕"/>
+                <w:b w:val="0"/>
+                <w:color w:val="1E293B"/>
+                <w:sz w:val="19"/>
               </w:rPr>
-              <w:t>서약자 (성명)</w:t>
+              <w:t>서약자 (프리랜서)</w:t>
             </w:r>
           </w:p>
         </w:tc>
         <w:tc>
           <w:tcPr>
-            <w:tcW w:type="dxa" w:w="3120"/>
+            <w:tcW w:type="dxa" w:w="2448"/>
+            <w:shd w:fill="F8FAFC"/>
             <w:tcMar>
-              <w:top w:w="100" w:type="dxa"/>
-              <w:bottom w:w="100" w:type="dxa"/>
-              <w:left w:w="110" w:type="dxa"/>
-              <w:right w:w="110" w:type="dxa"/>
+              <w:top w:w="90" w:type="dxa"/>
+              <w:bottom w:w="90" w:type="dxa"/>
+              <w:left w:w="140" w:type="dxa"/>
+              <w:right w:w="140" w:type="dxa"/>
             </w:tcMar>
           </w:tcPr>
           <w:p>
+            <w:r/>
             <w:r>
               <w:rPr>
-                <w:rFonts w:ascii="Malgun Gothic" w:hAnsi="Malgun Gothic"/>
-                <w:sz w:val="18"/>
+                <w:rFonts w:ascii="맑은 고딕" w:hAnsi="맑은 고딕" w:eastAsia="맑은 고딕"/>
+                <w:b w:val="0"/>
+                <w:color w:val="1E293B"/>
+                <w:sz w:val="19"/>
               </w:rPr>
-              <w:t>성명: [           ] (생년월일:           )</w:t>
+              <w:t>독립 전문 프리랜서</w:t>
             </w:r>
           </w:p>
         </w:tc>
         <w:tc>
           <w:tcPr>
-            <w:tcW w:type="dxa" w:w="3120"/>
+            <w:tcW w:type="dxa" w:w="2448"/>
+            <w:shd w:fill="F8FAFC"/>
             <w:tcMar>
-              <w:top w:w="100" w:type="dxa"/>
-              <w:bottom w:w="100" w:type="dxa"/>
-              <w:left w:w="110" w:type="dxa"/>
-              <w:right w:w="110" w:type="dxa"/>
+              <w:top w:w="90" w:type="dxa"/>
+              <w:bottom w:w="90" w:type="dxa"/>
+              <w:left w:w="140" w:type="dxa"/>
+              <w:right w:w="140" w:type="dxa"/>
             </w:tcMar>
           </w:tcPr>
           <w:p>
+            <w:r/>
             <w:r>
               <w:rPr>
-                <w:rFonts w:ascii="Malgun Gothic" w:hAnsi="Malgun Gothic"/>
-                <w:sz w:val="18"/>
+                <w:rFonts w:ascii="맑은 고딕" w:hAnsi="맑은 고딕" w:eastAsia="맑은 고딕"/>
+                <w:b w:val="0"/>
+                <w:color w:val="1E293B"/>
+                <w:sz w:val="19"/>
               </w:rPr>
-              <w:t>(서명 또는 인)</w:t>
+              <w:t>수석 신 유 진</w:t>
+            </w:r>
+          </w:p>
+        </w:tc>
+        <w:tc>
+          <w:tcPr>
+            <w:tcW w:type="dxa" w:w="2448"/>
+            <w:shd w:fill="F8FAFC"/>
+            <w:tcMar>
+              <w:top w:w="90" w:type="dxa"/>
+              <w:bottom w:w="90" w:type="dxa"/>
+              <w:left w:w="140" w:type="dxa"/>
+              <w:right w:w="140" w:type="dxa"/>
+            </w:tcMar>
+          </w:tcPr>
+          <w:p>
+            <w:r/>
+            <w:r>
+              <w:rPr>
+                <w:rFonts w:ascii="맑은 고딕" w:hAnsi="맑은 고딕" w:eastAsia="맑은 고딕"/>
+                <w:b w:val="0"/>
+                <w:color w:val="1E293B"/>
+                <w:sz w:val="19"/>
+              </w:rPr>
+              <w:t>(자필 서명 완료)</w:t>
+            </w:r>
+          </w:p>
+        </w:tc>
+      </w:tr>
+      <w:tr>
+        <w:tc>
+          <w:tcPr>
+            <w:tcW w:type="dxa" w:w="2448"/>
+            <w:shd w:fill="FFFFFF"/>
+            <w:tcMar>
+              <w:top w:w="90" w:type="dxa"/>
+              <w:bottom w:w="90" w:type="dxa"/>
+              <w:left w:w="140" w:type="dxa"/>
+              <w:right w:w="140" w:type="dxa"/>
+            </w:tcMar>
+          </w:tcPr>
+          <w:p>
+            <w:r/>
+            <w:r>
+              <w:rPr>
+                <w:rFonts w:ascii="맑은 고딕" w:hAnsi="맑은 고딕" w:eastAsia="맑은 고딕"/>
+                <w:b w:val="0"/>
+                <w:color w:val="1E293B"/>
+                <w:sz w:val="19"/>
+              </w:rPr>
+              <w:t>보안 검수관 (원청)</w:t>
+            </w:r>
+          </w:p>
+        </w:tc>
+        <w:tc>
+          <w:tcPr>
+            <w:tcW w:type="dxa" w:w="2448"/>
+            <w:shd w:fill="FFFFFF"/>
+            <w:tcMar>
+              <w:top w:w="90" w:type="dxa"/>
+              <w:bottom w:w="90" w:type="dxa"/>
+              <w:left w:w="140" w:type="dxa"/>
+              <w:right w:w="140" w:type="dxa"/>
+            </w:tcMar>
+          </w:tcPr>
+          <w:p>
+            <w:r/>
+            <w:r>
+              <w:rPr>
+                <w:rFonts w:ascii="맑은 고딕" w:hAnsi="맑은 고딕" w:eastAsia="맑은 고딕"/>
+                <w:b w:val="0"/>
+                <w:color w:val="1E293B"/>
+                <w:sz w:val="19"/>
+              </w:rPr>
+              <w:t>주식회사 엠파시 정보보안실</w:t>
+            </w:r>
+          </w:p>
+        </w:tc>
+        <w:tc>
+          <w:tcPr>
+            <w:tcW w:type="dxa" w:w="2448"/>
+            <w:shd w:fill="FFFFFF"/>
+            <w:tcMar>
+              <w:top w:w="90" w:type="dxa"/>
+              <w:bottom w:w="90" w:type="dxa"/>
+              <w:left w:w="140" w:type="dxa"/>
+              <w:right w:w="140" w:type="dxa"/>
+            </w:tcMar>
+          </w:tcPr>
+          <w:p>
+            <w:r/>
+            <w:r>
+              <w:rPr>
+                <w:rFonts w:ascii="맑은 고딕" w:hAnsi="맑은 고딕" w:eastAsia="맑은 고딕"/>
+                <w:b w:val="0"/>
+                <w:color w:val="1E293B"/>
+                <w:sz w:val="19"/>
+              </w:rPr>
+              <w:t>보안수석 오 승 민</w:t>
+            </w:r>
+          </w:p>
+        </w:tc>
+        <w:tc>
+          <w:tcPr>
+            <w:tcW w:type="dxa" w:w="2448"/>
+            <w:shd w:fill="FFFFFF"/>
+            <w:tcMar>
+              <w:top w:w="90" w:type="dxa"/>
+              <w:bottom w:w="90" w:type="dxa"/>
+              <w:left w:w="140" w:type="dxa"/>
+              <w:right w:w="140" w:type="dxa"/>
+            </w:tcMar>
+          </w:tcPr>
+          <w:p>
+            <w:r/>
+            <w:r>
+              <w:rPr>
+                <w:rFonts w:ascii="맑은 고딕" w:hAnsi="맑은 고딕" w:eastAsia="맑은 고딕"/>
+                <w:b w:val="0"/>
+                <w:color w:val="1E293B"/>
+                <w:sz w:val="19"/>
+              </w:rPr>
+              <w:t>(점검 승인)</w:t>
             </w:r>
           </w:p>
         </w:tc>
@@ -346,7 +1446,7 @@
     <w:p/>
     <w:sectPr>
       <w:pgSz w:w="12240" w:h="15840"/>
-      <w:pgMar w:top="1440" w:right="1440" w:bottom="1440" w:left="1440" w:header="720" w:footer="720" w:gutter="0"/>
+      <w:pgMar w:top="1152" w:right="1224" w:bottom="1152" w:left="1224" w:header="720" w:footer="720" w:gutter="0"/>
       <w:cols w:space="720"/>
       <w:docGrid w:linePitch="360"/>
     </w:sectPr>

--- a/public/templates/office/Subcontract_외주_프리랜서_보안서약서.docx
+++ b/public/templates/office/Subcontract_외주_프리랜서_보안서약서.docx
@@ -10,7 +10,7 @@
           <w:color w:val="2563EB"/>
           <w:sz w:val="17"/>
         </w:rPr>
-        <w:t>[엠파시 엔터프라이즈 표준 사업관리 서식] 문서번호: EMP-DOC-S3 | 사업명: 한빛글로벌 SyncGuard AI 시스템 구축</w:t>
+        <w:t>[엠파시 엔터프라이즈 표준 사업관리 서식] 문서번호: EMP-DOC-S3 | 사업명: 한빛글로벌 SyncFlow AI 시스템 구축</w:t>
       </w:r>
     </w:p>
     <w:p>
@@ -147,7 +147,7 @@
                 <w:color w:val="1E293B"/>
                 <w:sz w:val="19"/>
               </w:rPr>
-              <w:t>SyncGuard AI — 엔터프라이즈 AI 콘텐츠·규제 심의 자동화 시스템 구축 사업</w:t>
+              <w:t>SyncFlow AI — 엔터프라이즈 AI 콘텐츠·규제 검증 자동화 시스템 구축 사업</w:t>
             </w:r>
           </w:p>
         </w:tc>
@@ -323,7 +323,7 @@
           <w:color w:val="1E293B"/>
           <w:sz w:val="20"/>
         </w:rPr>
-        <w:t>본인은 주식회사 엠파시(이하 '회사')가 수행하는 주식회사 한빛글로벌 「SyncGuard AI 시스템 구축 사업」의 외주 과업에 참여함에 있어 다음 사항을 엄숙히 준수할 것을 서약합니다.</w:t>
+        <w:t>본인은 주식회사 엠파시(이하 '회사')가 수행하는 주식회사 한빛글로벌 「SyncFlow AI 시스템 구축 사업」의 외주 과업에 참여함에 있어 다음 사항을 엄숙히 준수할 것을 서약합니다.</w:t>
       </w:r>
     </w:p>
     <w:p>
@@ -334,7 +334,7 @@
           <w:color w:val="1E293B"/>
           <w:sz w:val="20"/>
         </w:rPr>
-        <w:t>1. (기밀정보 누설 금지) 과업 수행 중 알게 된 한빛글로벌의 ProductLab 전성분 배합비, 마케팅허브 신제품 기획안, 시스템 아키텍처 및 DB 접속 정보를 제3자에게 일체 누설하지 않는다.</w:t>
+        <w:t>1. (기밀정보 누설 금지) 과업 수행 중 알게 된 한빛글로벌의 PLM-Nexus 자재BOM 조성비, 전자구매포털 신제품 기획안, 시스템 아키텍처 및 DB 접속 정보를 제3자에게 일체 누설하지 않는다.</w:t>
       </w:r>
     </w:p>
     <w:p>
